--- a/zht/docx/30.content.docx
+++ b/zht/docx/30.content.docx
@@ -19,7 +19,7 @@
         <w:rPr>
           <w:lang w:val="zh_TW" w:bidi="zh_TW"/>
         </w:rPr>
-        <w:t>Resource: 研讀筆記 - 書籍簡介 (Tyndale)</w:t>
+        <w:t>Resource: Tyndale Open Study Notes</w:t>
       </w:r>
       <w:r>
         <w:rPr>
@@ -112,7 +112,7 @@
         <w:rPr>
           <w:lang w:val="zh_TW" w:bidi="zh_TW"/>
         </w:rPr>
-        <w:t>研讀筆記 - 書籍簡介 (Tyndale)</w:t>
+        <w:t>Tyndale Open Study Notes</w:t>
       </w:r>
     </w:p>
     <w:p>

--- a/zht/docx/30.content.docx
+++ b/zht/docx/30.content.docx
@@ -19,7 +19,7 @@
         <w:rPr>
           <w:lang w:val="zh_TW" w:bidi="zh_TW"/>
         </w:rPr>
-        <w:t>Resource: Tyndale Open Study Notes</w:t>
+        <w:t>Resource: Aquifer Open Study Notes (Book Intros)</w:t>
       </w:r>
       <w:r>
         <w:rPr>
@@ -112,7 +112,7 @@
         <w:rPr>
           <w:lang w:val="zh_TW" w:bidi="zh_TW"/>
         </w:rPr>
-        <w:t>Tyndale Open Study Notes</w:t>
+        <w:t>Aquifer Open Study Notes (Book Intros)</w:t>
       </w:r>
     </w:p>
     <w:p>

--- a/zht/docx/30.content.docx
+++ b/zht/docx/30.content.docx
@@ -233,84 +233,54 @@
         </w:rPr>
         <w:t>阿摩司向敬拜偶像的人宣告：「你當預備迎見你的神。」（</w:t>
       </w:r>
-      <w:hyperlink r:id="rId13">
-        <w:r>
-          <w:rPr>
-            <w:lang w:val="zh_TW" w:bidi="zh_TW"/>
-          </w:rPr>
-          <w:rPr>
-            <w:color w:val="0000EE"/>
-            <w:u w:val="single"/>
-          </w:rPr>
-          <w:t>4:12</w:t>
-        </w:r>
-      </w:hyperlink>
+      <w:r>
+        <w:rPr>
+          <w:lang w:val="zh_TW" w:bidi="zh_TW"/>
+        </w:rPr>
+        <w:t>4:12</w:t>
+      </w:r>
       <w:r>
         <w:rPr>
           <w:lang w:val="zh_TW" w:bidi="zh_TW"/>
         </w:rPr>
         <w:t>）他又責備那些欺壓窮人的富人，惟願「公平如大水滾滾」（</w:t>
       </w:r>
-      <w:hyperlink r:id="rId14">
-        <w:r>
-          <w:rPr>
-            <w:lang w:val="zh_TW" w:bidi="zh_TW"/>
-          </w:rPr>
-          <w:rPr>
-            <w:color w:val="0000EE"/>
-            <w:u w:val="single"/>
-          </w:rPr>
-          <w:t>5:24</w:t>
-        </w:r>
-      </w:hyperlink>
+      <w:r>
+        <w:rPr>
+          <w:lang w:val="zh_TW" w:bidi="zh_TW"/>
+        </w:rPr>
+        <w:t>5:24</w:t>
+      </w:r>
       <w:r>
         <w:rPr>
           <w:lang w:val="zh_TW" w:bidi="zh_TW"/>
         </w:rPr>
         <w:t>）。是什麼促使這位來自提哥亞的牧人來到伯特利，發出如此強烈的審判信息呢？阿摩司並不是以先知為職業的人（</w:t>
       </w:r>
-      <w:hyperlink r:id="rId15">
-        <w:r>
-          <w:rPr>
-            <w:lang w:val="zh_TW" w:bidi="zh_TW"/>
-          </w:rPr>
-          <w:rPr>
-            <w:color w:val="0000EE"/>
-            <w:u w:val="single"/>
-          </w:rPr>
-          <w:t>7:14</w:t>
-        </w:r>
-      </w:hyperlink>
+      <w:r>
+        <w:rPr>
+          <w:lang w:val="zh_TW" w:bidi="zh_TW"/>
+        </w:rPr>
+        <w:t>7:14</w:t>
+      </w:r>
       <w:r>
         <w:rPr>
           <w:lang w:val="zh_TW" w:bidi="zh_TW"/>
         </w:rPr>
         <w:t>）；而是因為神如獅子「吼叫」的聲音（</w:t>
       </w:r>
-      <w:hyperlink r:id="rId16">
-        <w:r>
-          <w:rPr>
-            <w:lang w:val="zh_TW" w:bidi="zh_TW"/>
-          </w:rPr>
-          <w:rPr>
-            <w:color w:val="0000EE"/>
-            <w:u w:val="single"/>
-          </w:rPr>
-          <w:t>1:2，</w:t>
-        </w:r>
-      </w:hyperlink>
-      <w:hyperlink r:id="rId17">
-        <w:r>
-          <w:rPr>
-            <w:lang w:val="zh_TW" w:bidi="zh_TW"/>
-          </w:rPr>
-          <w:rPr>
-            <w:color w:val="0000EE"/>
-            <w:u w:val="single"/>
-          </w:rPr>
-          <w:t>3:8</w:t>
-        </w:r>
-      </w:hyperlink>
+      <w:r>
+        <w:rPr>
+          <w:lang w:val="zh_TW" w:bidi="zh_TW"/>
+        </w:rPr>
+        <w:t>1:2，</w:t>
+      </w:r>
+      <w:r>
+        <w:rPr>
+          <w:lang w:val="zh_TW" w:bidi="zh_TW"/>
+        </w:rPr>
+        <w:t>3:8</w:t>
+      </w:r>
       <w:r>
         <w:rPr>
           <w:lang w:val="zh_TW" w:bidi="zh_TW"/>
@@ -342,36 +312,24 @@
         </w:rPr>
         <w:t>在公元前931年，以色列國分裂成兩個王國：北國（以色列）和南國（猶大）。北國的第一位君王耶羅波安一世不願讓他的子民前往南國的耶路撒冷敬拜，因此他在但和伯特利設立了祭壇。借鑒早期的先例（</w:t>
       </w:r>
-      <w:hyperlink r:id="rId18">
-        <w:r>
-          <w:rPr>
-            <w:lang w:val="zh_TW" w:bidi="zh_TW"/>
-          </w:rPr>
-          <w:rPr>
-            <w:color w:val="0000EE"/>
-            <w:u w:val="single"/>
-          </w:rPr>
-          <w:t>出32章</w:t>
-        </w:r>
-      </w:hyperlink>
+      <w:r>
+        <w:rPr>
+          <w:lang w:val="zh_TW" w:bidi="zh_TW"/>
+        </w:rPr>
+        <w:t>出32章</w:t>
+      </w:r>
       <w:r>
         <w:rPr>
           <w:lang w:val="zh_TW" w:bidi="zh_TW"/>
         </w:rPr>
         <w:t>），耶羅波安用金牛犢的形象來代表耶和華（</w:t>
       </w:r>
-      <w:hyperlink r:id="rId19">
-        <w:r>
-          <w:rPr>
-            <w:lang w:val="zh_TW" w:bidi="zh_TW"/>
-          </w:rPr>
-          <w:rPr>
-            <w:color w:val="0000EE"/>
-            <w:u w:val="single"/>
-          </w:rPr>
-          <w:t>王上12:25–33</w:t>
-        </w:r>
-      </w:hyperlink>
+      <w:r>
+        <w:rPr>
+          <w:lang w:val="zh_TW" w:bidi="zh_TW"/>
+        </w:rPr>
+        <w:t>王上12:25–33</w:t>
+      </w:r>
       <w:r>
         <w:rPr>
           <w:lang w:val="zh_TW" w:bidi="zh_TW"/>
@@ -392,54 +350,36 @@
         </w:rPr>
         <w:t>耶羅波安一世在但與伯特利設立的金牛犢祭壇（</w:t>
       </w:r>
-      <w:hyperlink r:id="rId20">
-        <w:r>
-          <w:rPr>
-            <w:lang w:val="zh_TW" w:bidi="zh_TW"/>
-          </w:rPr>
-          <w:rPr>
-            <w:color w:val="0000EE"/>
-            <w:u w:val="single"/>
-          </w:rPr>
-          <w:t>王上12:29</w:t>
-        </w:r>
-      </w:hyperlink>
+      <w:r>
+        <w:rPr>
+          <w:lang w:val="zh_TW" w:bidi="zh_TW"/>
+        </w:rPr>
+        <w:t>王上12:29</w:t>
+      </w:r>
       <w:r>
         <w:rPr>
           <w:lang w:val="zh_TW" w:bidi="zh_TW"/>
         </w:rPr>
         <w:t>），加上對巴力的崇拜（巴力是迦南的風暴與豐收之神），使北國以色列對雅巍（耶和華）的敬拜與當地異教信仰混雜在一起。以色列人雖然繼續敬拜耶和華，卻同時崇拜本地的偶像，認為這樣能帶來好處（如降雨或生育）。在迦密山，當以利亞挑戰巴力的先知時，正是因為百姓希望同時敬拜耶和華和巴力。然而，以利亞讓他們無法再同時敬拜耶和華與巴力（</w:t>
       </w:r>
-      <w:hyperlink r:id="rId21">
-        <w:r>
-          <w:rPr>
-            <w:lang w:val="zh_TW" w:bidi="zh_TW"/>
-          </w:rPr>
-          <w:rPr>
-            <w:color w:val="0000EE"/>
-            <w:u w:val="single"/>
-          </w:rPr>
-          <w:t>王上18:21</w:t>
-        </w:r>
-      </w:hyperlink>
+      <w:r>
+        <w:rPr>
+          <w:lang w:val="zh_TW" w:bidi="zh_TW"/>
+        </w:rPr>
+        <w:t>王上18:21</w:t>
+      </w:r>
       <w:r>
         <w:rPr>
           <w:lang w:val="zh_TW" w:bidi="zh_TW"/>
         </w:rPr>
         <w:t>、</w:t>
       </w:r>
-      <w:hyperlink r:id="rId22">
-        <w:r>
-          <w:rPr>
-            <w:lang w:val="zh_TW" w:bidi="zh_TW"/>
-          </w:rPr>
-          <w:rPr>
-            <w:color w:val="0000EE"/>
-            <w:u w:val="single"/>
-          </w:rPr>
-          <w:t>24</w:t>
-        </w:r>
-      </w:hyperlink>
+      <w:r>
+        <w:rPr>
+          <w:lang w:val="zh_TW" w:bidi="zh_TW"/>
+        </w:rPr>
+        <w:t>24</w:t>
+      </w:r>
       <w:r>
         <w:rPr>
           <w:lang w:val="zh_TW" w:bidi="zh_TW"/>
@@ -460,48 +400,30 @@
         </w:rPr>
         <w:t>當阿摩司來到以色列時（大約在公元前753年不久），富人越來越富有，而窮人卻更加貧困。約在公元前801年，亞述人攻陷了大馬士革，但由於內部動盪，不得不撤軍。當時埃及的國力也在衰退。在這樣的權力真空下，以色列和猶大得以繁榮，重新奪回了部分曾經失去的領土（</w:t>
       </w:r>
-      <w:hyperlink r:id="rId23">
-        <w:r>
-          <w:rPr>
-            <w:lang w:val="zh_TW" w:bidi="zh_TW"/>
-          </w:rPr>
-          <w:rPr>
-            <w:color w:val="0000EE"/>
-            <w:u w:val="single"/>
-          </w:rPr>
-          <w:t>王下14:23–29，</w:t>
-        </w:r>
-      </w:hyperlink>
-      <w:hyperlink r:id="rId24">
-        <w:r>
-          <w:rPr>
-            <w:lang w:val="zh_TW" w:bidi="zh_TW"/>
-          </w:rPr>
-          <w:rPr>
-            <w:color w:val="0000EE"/>
-            <w:u w:val="single"/>
-          </w:rPr>
-          <w:t>15:1–7</w:t>
-        </w:r>
-      </w:hyperlink>
+      <w:r>
+        <w:rPr>
+          <w:lang w:val="zh_TW" w:bidi="zh_TW"/>
+        </w:rPr>
+        <w:t>王下14:23–29，</w:t>
+      </w:r>
+      <w:r>
+        <w:rPr>
+          <w:lang w:val="zh_TW" w:bidi="zh_TW"/>
+        </w:rPr>
+        <w:t>15:1–7</w:t>
+      </w:r>
       <w:r>
         <w:rPr>
           <w:lang w:val="zh_TW" w:bidi="zh_TW"/>
         </w:rPr>
         <w:t>；</w:t>
       </w:r>
-      <w:hyperlink r:id="rId25">
-        <w:r>
-          <w:rPr>
-            <w:lang w:val="zh_TW" w:bidi="zh_TW"/>
-          </w:rPr>
-          <w:rPr>
-            <w:color w:val="0000EE"/>
-            <w:u w:val="single"/>
-          </w:rPr>
-          <w:t>代下26:1–23</w:t>
-        </w:r>
-      </w:hyperlink>
+      <w:r>
+        <w:rPr>
+          <w:lang w:val="zh_TW" w:bidi="zh_TW"/>
+        </w:rPr>
+        <w:t>代下26:1–23</w:t>
+      </w:r>
       <w:r>
         <w:rPr>
           <w:lang w:val="zh_TW" w:bidi="zh_TW"/>
@@ -547,36 +469,24 @@
         </w:rPr>
         <w:t>阿摩司向以色列人傳達的信息是，單靠口頭上的敬拜是不夠的。阿摩司書在簡短的引言之後（</w:t>
       </w:r>
-      <w:hyperlink r:id="rId26">
-        <w:r>
-          <w:rPr>
-            <w:lang w:val="zh_TW" w:bidi="zh_TW"/>
-          </w:rPr>
-          <w:rPr>
-            <w:color w:val="0000EE"/>
-            <w:u w:val="single"/>
-          </w:rPr>
-          <w:t>摩1:1–2</w:t>
-        </w:r>
-      </w:hyperlink>
+      <w:r>
+        <w:rPr>
+          <w:lang w:val="zh_TW" w:bidi="zh_TW"/>
+        </w:rPr>
+        <w:t>摩1:1–2</w:t>
+      </w:r>
       <w:r>
         <w:rPr>
           <w:lang w:val="zh_TW" w:bidi="zh_TW"/>
         </w:rPr>
         <w:t>），第一部分（</w:t>
       </w:r>
-      <w:hyperlink r:id="rId27">
-        <w:r>
-          <w:rPr>
-            <w:lang w:val="zh_TW" w:bidi="zh_TW"/>
-          </w:rPr>
-          <w:rPr>
-            <w:color w:val="0000EE"/>
-            <w:u w:val="single"/>
-          </w:rPr>
-          <w:t>1:3–2:16</w:t>
-        </w:r>
-      </w:hyperlink>
+      <w:r>
+        <w:rPr>
+          <w:lang w:val="zh_TW" w:bidi="zh_TW"/>
+        </w:rPr>
+        <w:t>1:3–2:16</w:t>
+      </w:r>
       <w:r>
         <w:rPr>
           <w:lang w:val="zh_TW" w:bidi="zh_TW"/>
@@ -597,210 +507,138 @@
         </w:rPr>
         <w:t>然而，接下來阿摩司說：「以色列人三番四次地犯罪」。隨後的內容（</w:t>
       </w:r>
-      <w:hyperlink r:id="rId28">
-        <w:r>
-          <w:rPr>
-            <w:lang w:val="zh_TW" w:bidi="zh_TW"/>
-          </w:rPr>
-          <w:rPr>
-            <w:color w:val="0000EE"/>
-            <w:u w:val="single"/>
-          </w:rPr>
-          <w:t>3:1–5:17</w:t>
-        </w:r>
-      </w:hyperlink>
+      <w:r>
+        <w:rPr>
+          <w:lang w:val="zh_TW" w:bidi="zh_TW"/>
+        </w:rPr>
+        <w:t>3:1–5:17</w:t>
+      </w:r>
       <w:r>
         <w:rPr>
           <w:lang w:val="zh_TW" w:bidi="zh_TW"/>
         </w:rPr>
         <w:t>）由三篇先知信息構成。第一篇（</w:t>
       </w:r>
-      <w:hyperlink r:id="rId29">
-        <w:r>
-          <w:rPr>
-            <w:lang w:val="zh_TW" w:bidi="zh_TW"/>
-          </w:rPr>
-          <w:rPr>
-            <w:color w:val="0000EE"/>
-            <w:u w:val="single"/>
-          </w:rPr>
-          <w:t>3:1–2</w:t>
-        </w:r>
-      </w:hyperlink>
+      <w:r>
+        <w:rPr>
+          <w:lang w:val="zh_TW" w:bidi="zh_TW"/>
+        </w:rPr>
+        <w:t>3:1–2</w:t>
+      </w:r>
       <w:r>
         <w:rPr>
           <w:lang w:val="zh_TW" w:bidi="zh_TW"/>
         </w:rPr>
         <w:t>）指責以色列濫用自己作為神選民的特殊地位。第二篇（</w:t>
       </w:r>
-      <w:hyperlink r:id="rId30">
-        <w:r>
-          <w:rPr>
-            <w:lang w:val="zh_TW" w:bidi="zh_TW"/>
-          </w:rPr>
-          <w:rPr>
-            <w:color w:val="0000EE"/>
-            <w:u w:val="single"/>
-          </w:rPr>
-          <w:t>4:1–3</w:t>
-        </w:r>
-      </w:hyperlink>
+      <w:r>
+        <w:rPr>
+          <w:lang w:val="zh_TW" w:bidi="zh_TW"/>
+        </w:rPr>
+        <w:t>4:1–3</w:t>
+      </w:r>
       <w:r>
         <w:rPr>
           <w:lang w:val="zh_TW" w:bidi="zh_TW"/>
         </w:rPr>
         <w:t>）批評那些沉迷宴樂、不顧貧苦之人的群體。第三篇（</w:t>
       </w:r>
-      <w:hyperlink r:id="rId31">
-        <w:r>
-          <w:rPr>
-            <w:lang w:val="zh_TW" w:bidi="zh_TW"/>
-          </w:rPr>
-          <w:rPr>
-            <w:color w:val="0000EE"/>
-            <w:u w:val="single"/>
-          </w:rPr>
-          <w:t>5:1–2</w:t>
-        </w:r>
-      </w:hyperlink>
+      <w:r>
+        <w:rPr>
+          <w:lang w:val="zh_TW" w:bidi="zh_TW"/>
+        </w:rPr>
+        <w:t>5:1–2</w:t>
+      </w:r>
       <w:r>
         <w:rPr>
           <w:lang w:val="zh_TW" w:bidi="zh_TW"/>
         </w:rPr>
         <w:t>）則是一首哀歌，象徵這個國家即將滅亡。在這幾篇信息之間，阿摩司運用了修辭性問句（</w:t>
       </w:r>
-      <w:hyperlink r:id="rId32">
-        <w:r>
-          <w:rPr>
-            <w:lang w:val="zh_TW" w:bidi="zh_TW"/>
-          </w:rPr>
-          <w:rPr>
-            <w:color w:val="0000EE"/>
-            <w:u w:val="single"/>
-          </w:rPr>
-          <w:t>3:3–6</w:t>
-        </w:r>
-      </w:hyperlink>
+      <w:r>
+        <w:rPr>
+          <w:lang w:val="zh_TW" w:bidi="zh_TW"/>
+        </w:rPr>
+        <w:t>3:3–6</w:t>
+      </w:r>
       <w:r>
         <w:rPr>
           <w:lang w:val="zh_TW" w:bidi="zh_TW"/>
         </w:rPr>
         <w:t>）、牧羊人生活的比喻（</w:t>
       </w:r>
-      <w:hyperlink r:id="rId17">
-        <w:r>
-          <w:rPr>
-            <w:lang w:val="zh_TW" w:bidi="zh_TW"/>
-          </w:rPr>
-          <w:rPr>
-            <w:color w:val="0000EE"/>
-            <w:u w:val="single"/>
-          </w:rPr>
-          <w:t>3:8、</w:t>
-        </w:r>
-      </w:hyperlink>
-      <w:hyperlink r:id="rId33">
-        <w:r>
-          <w:rPr>
-            <w:lang w:val="zh_TW" w:bidi="zh_TW"/>
-          </w:rPr>
-          <w:rPr>
-            <w:color w:val="0000EE"/>
-            <w:u w:val="single"/>
-          </w:rPr>
-          <w:t>12</w:t>
-        </w:r>
-      </w:hyperlink>
+      <w:r>
+        <w:rPr>
+          <w:lang w:val="zh_TW" w:bidi="zh_TW"/>
+        </w:rPr>
+        <w:t>3:8、</w:t>
+      </w:r>
+      <w:r>
+        <w:rPr>
+          <w:lang w:val="zh_TW" w:bidi="zh_TW"/>
+        </w:rPr>
+        <w:t>12</w:t>
+      </w:r>
       <w:r>
         <w:rPr>
           <w:lang w:val="zh_TW" w:bidi="zh_TW"/>
         </w:rPr>
         <w:t>）、諷刺（</w:t>
       </w:r>
-      <w:hyperlink r:id="rId34">
-        <w:r>
-          <w:rPr>
-            <w:lang w:val="zh_TW" w:bidi="zh_TW"/>
-          </w:rPr>
-          <w:rPr>
-            <w:color w:val="0000EE"/>
-            <w:u w:val="single"/>
-          </w:rPr>
-          <w:t>4:4–5</w:t>
-        </w:r>
-      </w:hyperlink>
+      <w:r>
+        <w:rPr>
+          <w:lang w:val="zh_TW" w:bidi="zh_TW"/>
+        </w:rPr>
+        <w:t>4:4–5</w:t>
+      </w:r>
       <w:r>
         <w:rPr>
           <w:lang w:val="zh_TW" w:bidi="zh_TW"/>
         </w:rPr>
         <w:t>）、歷史回顧（</w:t>
       </w:r>
-      <w:hyperlink r:id="rId35">
-        <w:r>
-          <w:rPr>
-            <w:lang w:val="zh_TW" w:bidi="zh_TW"/>
-          </w:rPr>
-          <w:rPr>
-            <w:color w:val="0000EE"/>
-            <w:u w:val="single"/>
-          </w:rPr>
-          <w:t>4:6–11</w:t>
-        </w:r>
-      </w:hyperlink>
+      <w:r>
+        <w:rPr>
+          <w:lang w:val="zh_TW" w:bidi="zh_TW"/>
+        </w:rPr>
+        <w:t>4:6–11</w:t>
+      </w:r>
       <w:r>
         <w:rPr>
           <w:lang w:val="zh_TW" w:bidi="zh_TW"/>
         </w:rPr>
         <w:t>）、詩歌片段（</w:t>
       </w:r>
-      <w:hyperlink r:id="rId36">
-        <w:r>
-          <w:rPr>
-            <w:lang w:val="zh_TW" w:bidi="zh_TW"/>
-          </w:rPr>
-          <w:rPr>
-            <w:color w:val="0000EE"/>
-            <w:u w:val="single"/>
-          </w:rPr>
-          <w:t>4:13</w:t>
-        </w:r>
-      </w:hyperlink>
+      <w:r>
+        <w:rPr>
+          <w:lang w:val="zh_TW" w:bidi="zh_TW"/>
+        </w:rPr>
+        <w:t>4:13</w:t>
+      </w:r>
       <w:r>
         <w:rPr>
           <w:lang w:val="zh_TW" w:bidi="zh_TW"/>
         </w:rPr>
         <w:t>，</w:t>
       </w:r>
-      <w:hyperlink r:id="rId37">
-        <w:r>
-          <w:rPr>
-            <w:lang w:val="zh_TW" w:bidi="zh_TW"/>
-          </w:rPr>
-          <w:rPr>
-            <w:color w:val="0000EE"/>
-            <w:u w:val="single"/>
-          </w:rPr>
-          <w:t>5:8–9</w:t>
-        </w:r>
-      </w:hyperlink>
+      <w:r>
+        <w:rPr>
+          <w:lang w:val="zh_TW" w:bidi="zh_TW"/>
+        </w:rPr>
+        <w:t>5:8–9</w:t>
+      </w:r>
       <w:r>
         <w:rPr>
           <w:lang w:val="zh_TW" w:bidi="zh_TW"/>
         </w:rPr>
         <w:t>）、雙關語（</w:t>
       </w:r>
-      <w:hyperlink r:id="rId38">
-        <w:r>
-          <w:rPr>
-            <w:lang w:val="zh_TW" w:bidi="zh_TW"/>
-          </w:rPr>
-          <w:rPr>
-            <w:color w:val="0000EE"/>
-            <w:u w:val="single"/>
-          </w:rPr>
-          <w:t>5:5</w:t>
-        </w:r>
-      </w:hyperlink>
+      <w:r>
+        <w:rPr>
+          <w:lang w:val="zh_TW" w:bidi="zh_TW"/>
+        </w:rPr>
+        <w:t>5:5</w:t>
+      </w:r>
       <w:r>
         <w:rPr>
           <w:lang w:val="zh_TW" w:bidi="zh_TW"/>
@@ -821,54 +659,36 @@
         </w:rPr>
         <w:t>阿摩司書的第三部分（</w:t>
       </w:r>
-      <w:hyperlink r:id="rId39">
-        <w:r>
-          <w:rPr>
-            <w:lang w:val="zh_TW" w:bidi="zh_TW"/>
-          </w:rPr>
-          <w:rPr>
-            <w:color w:val="0000EE"/>
-            <w:u w:val="single"/>
-          </w:rPr>
-          <w:t>5:18–6:14</w:t>
-        </w:r>
-      </w:hyperlink>
+      <w:r>
+        <w:rPr>
+          <w:lang w:val="zh_TW" w:bidi="zh_TW"/>
+        </w:rPr>
+        <w:t>5:18–6:14</w:t>
+      </w:r>
       <w:r>
         <w:rPr>
           <w:lang w:val="zh_TW" w:bidi="zh_TW"/>
         </w:rPr>
         <w:t>）包含兩篇有關災禍的預言。第一篇警告那些宣稱「耶和華的日子」即將來臨，並期望神使以色列再次成為強國的人 （</w:t>
       </w:r>
-      <w:hyperlink r:id="rId40">
-        <w:r>
-          <w:rPr>
-            <w:lang w:val="zh_TW" w:bidi="zh_TW"/>
-          </w:rPr>
-          <w:rPr>
-            <w:color w:val="0000EE"/>
-            <w:u w:val="single"/>
-          </w:rPr>
-          <w:t>5:18–27</w:t>
-        </w:r>
-      </w:hyperlink>
+      <w:r>
+        <w:rPr>
+          <w:lang w:val="zh_TW" w:bidi="zh_TW"/>
+        </w:rPr>
+        <w:t>5:18–27</w:t>
+      </w:r>
       <w:r>
         <w:rPr>
           <w:lang w:val="zh_TW" w:bidi="zh_TW"/>
         </w:rPr>
         <w:t>）；第二篇則責備那些依靠財富、房屋或防禦工作來尋求安全的人（</w:t>
       </w:r>
-      <w:hyperlink r:id="rId41">
-        <w:r>
-          <w:rPr>
-            <w:lang w:val="zh_TW" w:bidi="zh_TW"/>
-          </w:rPr>
-          <w:rPr>
-            <w:color w:val="0000EE"/>
-            <w:u w:val="single"/>
-          </w:rPr>
-          <w:t>6:1–14</w:t>
-        </w:r>
-      </w:hyperlink>
+      <w:r>
+        <w:rPr>
+          <w:lang w:val="zh_TW" w:bidi="zh_TW"/>
+        </w:rPr>
+        <w:t>6:1–14</w:t>
+      </w:r>
       <w:r>
         <w:rPr>
           <w:lang w:val="zh_TW" w:bidi="zh_TW"/>
@@ -889,102 +709,66 @@
         </w:rPr>
         <w:t>第四部分（</w:t>
       </w:r>
-      <w:hyperlink r:id="rId42">
-        <w:r>
-          <w:rPr>
-            <w:lang w:val="zh_TW" w:bidi="zh_TW"/>
-          </w:rPr>
-          <w:rPr>
-            <w:color w:val="0000EE"/>
-            <w:u w:val="single"/>
-          </w:rPr>
-          <w:t>7:1–9:10</w:t>
-        </w:r>
-      </w:hyperlink>
+      <w:r>
+        <w:rPr>
+          <w:lang w:val="zh_TW" w:bidi="zh_TW"/>
+        </w:rPr>
+        <w:t>7:1–9:10</w:t>
+      </w:r>
       <w:r>
         <w:rPr>
           <w:lang w:val="zh_TW" w:bidi="zh_TW"/>
         </w:rPr>
         <w:t>）記載了五個基於異象的預言。阿摩司首先描述兩個神將撤回的審判異象，以贏得聽眾的認同（</w:t>
       </w:r>
-      <w:hyperlink r:id="rId43">
-        <w:r>
-          <w:rPr>
-            <w:lang w:val="zh_TW" w:bidi="zh_TW"/>
-          </w:rPr>
-          <w:rPr>
-            <w:color w:val="0000EE"/>
-            <w:u w:val="single"/>
-          </w:rPr>
-          <w:t>7:1–6</w:t>
-        </w:r>
-      </w:hyperlink>
+      <w:r>
+        <w:rPr>
+          <w:lang w:val="zh_TW" w:bidi="zh_TW"/>
+        </w:rPr>
+        <w:t>7:1–6</w:t>
+      </w:r>
       <w:r>
         <w:rPr>
           <w:lang w:val="zh_TW" w:bidi="zh_TW"/>
         </w:rPr>
         <w:t>）。接著，他用兩個不可避免的審判異象來強調信息的嚴重性（</w:t>
       </w:r>
-      <w:hyperlink r:id="rId44">
-        <w:r>
-          <w:rPr>
-            <w:lang w:val="zh_TW" w:bidi="zh_TW"/>
-          </w:rPr>
-          <w:rPr>
-            <w:color w:val="0000EE"/>
-            <w:u w:val="single"/>
-          </w:rPr>
-          <w:t>7:7–9，</w:t>
-        </w:r>
-      </w:hyperlink>
-      <w:hyperlink r:id="rId45">
-        <w:r>
-          <w:rPr>
-            <w:lang w:val="zh_TW" w:bidi="zh_TW"/>
-          </w:rPr>
-          <w:rPr>
-            <w:color w:val="0000EE"/>
-            <w:u w:val="single"/>
-          </w:rPr>
-          <w:t>8:1–3</w:t>
-        </w:r>
-      </w:hyperlink>
+      <w:r>
+        <w:rPr>
+          <w:lang w:val="zh_TW" w:bidi="zh_TW"/>
+        </w:rPr>
+        <w:t>7:7–9，</w:t>
+      </w:r>
+      <w:r>
+        <w:rPr>
+          <w:lang w:val="zh_TW" w:bidi="zh_TW"/>
+        </w:rPr>
+        <w:t>8:1–3</w:t>
+      </w:r>
       <w:r>
         <w:rPr>
           <w:lang w:val="zh_TW" w:bidi="zh_TW"/>
         </w:rPr>
         <w:t>）。這些異象之間夾雜了一段短篇的傳記敘述（</w:t>
       </w:r>
-      <w:hyperlink r:id="rId46">
-        <w:r>
-          <w:rPr>
-            <w:lang w:val="zh_TW" w:bidi="zh_TW"/>
-          </w:rPr>
-          <w:rPr>
-            <w:color w:val="0000EE"/>
-            <w:u w:val="single"/>
-          </w:rPr>
-          <w:t>7:10–17</w:t>
-        </w:r>
-      </w:hyperlink>
+      <w:r>
+        <w:rPr>
+          <w:lang w:val="zh_TW" w:bidi="zh_TW"/>
+        </w:rPr>
+        <w:t>7:10–17</w:t>
+      </w:r>
       <w:r>
         <w:rPr>
           <w:lang w:val="zh_TW" w:bidi="zh_TW"/>
         </w:rPr>
         <w:t>）。最後的異象則預告以色列及其宗教體系將被徹底毀滅（</w:t>
       </w:r>
-      <w:hyperlink r:id="rId47">
-        <w:r>
-          <w:rPr>
-            <w:lang w:val="zh_TW" w:bidi="zh_TW"/>
-          </w:rPr>
-          <w:rPr>
-            <w:color w:val="0000EE"/>
-            <w:u w:val="single"/>
-          </w:rPr>
-          <w:t>9:1–10</w:t>
-        </w:r>
-      </w:hyperlink>
+      <w:r>
+        <w:rPr>
+          <w:lang w:val="zh_TW" w:bidi="zh_TW"/>
+        </w:rPr>
+        <w:t>9:1–10</w:t>
+      </w:r>
       <w:r>
         <w:rPr>
           <w:lang w:val="zh_TW" w:bidi="zh_TW"/>
@@ -1005,18 +789,12 @@
         </w:rPr>
         <w:t>最後，在</w:t>
       </w:r>
-      <w:hyperlink r:id="rId48">
-        <w:r>
-          <w:rPr>
-            <w:lang w:val="zh_TW" w:bidi="zh_TW"/>
-          </w:rPr>
-          <w:rPr>
-            <w:color w:val="0000EE"/>
-            <w:u w:val="single"/>
-          </w:rPr>
-          <w:t>九章11至15節</w:t>
-        </w:r>
-      </w:hyperlink>
+      <w:r>
+        <w:rPr>
+          <w:lang w:val="zh_TW" w:bidi="zh_TW"/>
+        </w:rPr>
+        <w:t>九章11至15節</w:t>
+      </w:r>
       <w:r>
         <w:rPr>
           <w:lang w:val="zh_TW" w:bidi="zh_TW"/>
@@ -1048,36 +826,24 @@
         </w:rPr>
         <w:t>阿摩司的事奉時間很短，可能僅持續一年左右。他的事奉背景是在北國以色列伯特利王的聖所（</w:t>
       </w:r>
-      <w:hyperlink r:id="rId49">
-        <w:r>
-          <w:rPr>
-            <w:lang w:val="zh_TW" w:bidi="zh_TW"/>
-          </w:rPr>
-          <w:rPr>
-            <w:color w:val="0000EE"/>
-            <w:u w:val="single"/>
-          </w:rPr>
-          <w:t>7:13</w:t>
-        </w:r>
-      </w:hyperlink>
+      <w:r>
+        <w:rPr>
+          <w:lang w:val="zh_TW" w:bidi="zh_TW"/>
+        </w:rPr>
+        <w:t>7:13</w:t>
+      </w:r>
       <w:r>
         <w:rPr>
           <w:lang w:val="zh_TW" w:bidi="zh_TW"/>
         </w:rPr>
         <w:t>），發生在耶羅波安二世於公元前753年去世前不久（</w:t>
       </w:r>
-      <w:hyperlink r:id="rId50">
-        <w:r>
-          <w:rPr>
-            <w:lang w:val="zh_TW" w:bidi="zh_TW"/>
-          </w:rPr>
-          <w:rPr>
-            <w:color w:val="0000EE"/>
-            <w:u w:val="single"/>
-          </w:rPr>
-          <w:t>1:1</w:t>
-        </w:r>
-      </w:hyperlink>
+      <w:r>
+        <w:rPr>
+          <w:lang w:val="zh_TW" w:bidi="zh_TW"/>
+        </w:rPr>
+        <w:t>1:1</w:t>
+      </w:r>
       <w:r>
         <w:rPr>
           <w:lang w:val="zh_TW" w:bidi="zh_TW"/>
@@ -1109,54 +875,36 @@
         </w:rPr>
         <w:t>阿摩司的信息針對所有以色列百姓，但特別是那些富有、掌權且沉溺享樂的人（尤其見</w:t>
       </w:r>
-      <w:hyperlink r:id="rId51">
-        <w:r>
-          <w:rPr>
-            <w:lang w:val="zh_TW" w:bidi="zh_TW"/>
-          </w:rPr>
-          <w:rPr>
-            <w:color w:val="0000EE"/>
-            <w:u w:val="single"/>
-          </w:rPr>
-          <w:t>5:18–6:8</w:t>
-        </w:r>
-      </w:hyperlink>
+      <w:r>
+        <w:rPr>
+          <w:lang w:val="zh_TW" w:bidi="zh_TW"/>
+        </w:rPr>
+        <w:t>5:18–6:8</w:t>
+      </w:r>
       <w:r>
         <w:rPr>
           <w:lang w:val="zh_TW" w:bidi="zh_TW"/>
         </w:rPr>
         <w:t>）。他明顯認為，以色列與猶大分裂，以及遠離耶路撒冷聖殿，是導致北國道德與屬靈衰敗的主要原因。然而，他也察覺到南國猶大同樣正在偏離對耶和華純正的敬拜（</w:t>
       </w:r>
-      <w:hyperlink r:id="rId52">
-        <w:r>
-          <w:rPr>
-            <w:lang w:val="zh_TW" w:bidi="zh_TW"/>
-          </w:rPr>
-          <w:rPr>
-            <w:color w:val="0000EE"/>
-            <w:u w:val="single"/>
-          </w:rPr>
-          <w:t>2:4–5</w:t>
-        </w:r>
-      </w:hyperlink>
+      <w:r>
+        <w:rPr>
+          <w:lang w:val="zh_TW" w:bidi="zh_TW"/>
+        </w:rPr>
+        <w:t>2:4–5</w:t>
+      </w:r>
       <w:r>
         <w:rPr>
           <w:lang w:val="zh_TW" w:bidi="zh_TW"/>
         </w:rPr>
         <w:t>）。因此，這卷本書譴責那些「在錫安和撒馬利亞山安逸無慮的」，以及控訴在撒馬利亞自滿自得的人（見</w:t>
       </w:r>
-      <w:hyperlink r:id="rId53">
-        <w:r>
-          <w:rPr>
-            <w:lang w:val="zh_TW" w:bidi="zh_TW"/>
-          </w:rPr>
-          <w:rPr>
-            <w:color w:val="0000EE"/>
-            <w:u w:val="single"/>
-          </w:rPr>
-          <w:t>6:1</w:t>
-        </w:r>
-      </w:hyperlink>
+      <w:r>
+        <w:rPr>
+          <w:lang w:val="zh_TW" w:bidi="zh_TW"/>
+        </w:rPr>
+        <w:t>6:1</w:t>
+      </w:r>
       <w:r>
         <w:rPr>
           <w:lang w:val="zh_TW" w:bidi="zh_TW"/>
@@ -1215,54 +963,36 @@
         </w:rPr>
         <w:t>早期的學者常將阿摩司描繪為貧窮的牧羊人，代表猶大社會中被邊緣化的階層，並受到富有地主的不公壓迫。然而，近來的研究則提出不同的觀點。在希伯來文中，通常用ro‘eh（如</w:t>
       </w:r>
-      <w:hyperlink r:id="rId54">
-        <w:r>
-          <w:rPr>
-            <w:lang w:val="zh_TW" w:bidi="zh_TW"/>
-          </w:rPr>
-          <w:rPr>
-            <w:color w:val="0000EE"/>
-            <w:u w:val="single"/>
-          </w:rPr>
-          <w:t>詩23:1</w:t>
-        </w:r>
-      </w:hyperlink>
+      <w:r>
+        <w:rPr>
+          <w:lang w:val="zh_TW" w:bidi="zh_TW"/>
+        </w:rPr>
+        <w:t>詩23:1</w:t>
+      </w:r>
       <w:r>
         <w:rPr>
           <w:lang w:val="zh_TW" w:bidi="zh_TW"/>
         </w:rPr>
         <w:t>）來指牧人，而非noqed。在阿摩司書之外，noqed作為名詞，唯一一次出現，是用來形容摩押王米沙，他定期向以色列進貢大量羊毛與羊群（</w:t>
       </w:r>
-      <w:hyperlink r:id="rId55">
-        <w:r>
-          <w:rPr>
-            <w:lang w:val="zh_TW" w:bidi="zh_TW"/>
-          </w:rPr>
-          <w:rPr>
-            <w:color w:val="0000EE"/>
-            <w:u w:val="single"/>
-          </w:rPr>
-          <w:t>王下3:4</w:t>
-        </w:r>
-      </w:hyperlink>
+      <w:r>
+        <w:rPr>
+          <w:lang w:val="zh_TW" w:bidi="zh_TW"/>
+        </w:rPr>
+        <w:t>王下3:4</w:t>
+      </w:r>
       <w:r>
         <w:rPr>
           <w:lang w:val="zh_TW" w:bidi="zh_TW"/>
         </w:rPr>
         <w:t>）。因此，noqed可能是指擁有羊群的牧主，而非為他人工作的牧人。第二個線索來自</w:t>
       </w:r>
-      <w:hyperlink r:id="rId15">
-        <w:r>
-          <w:rPr>
-            <w:lang w:val="zh_TW" w:bidi="zh_TW"/>
-          </w:rPr>
-          <w:rPr>
-            <w:color w:val="0000EE"/>
-            <w:u w:val="single"/>
-          </w:rPr>
-          <w:t>七章14節</w:t>
-        </w:r>
-      </w:hyperlink>
+      <w:r>
+        <w:rPr>
+          <w:lang w:val="zh_TW" w:bidi="zh_TW"/>
+        </w:rPr>
+        <w:t>七章14節</w:t>
+      </w:r>
       <w:r>
         <w:rPr>
           <w:lang w:val="zh_TW" w:bidi="zh_TW"/>
@@ -1295,18 +1025,12 @@
         </w:rPr>
         <w:t>）這可能暗示他不僅養羊，也擁有牛群，這通常是富裕的象徵。此外，阿摩司還形容自己修理桑樹（</w:t>
       </w:r>
-      <w:hyperlink r:id="rId15">
-        <w:r>
-          <w:rPr>
-            <w:lang w:val="zh_TW" w:bidi="zh_TW"/>
-          </w:rPr>
-          <w:rPr>
-            <w:color w:val="0000EE"/>
-            <w:u w:val="single"/>
-          </w:rPr>
-          <w:t>7:14</w:t>
-        </w:r>
-      </w:hyperlink>
+      <w:r>
+        <w:rPr>
+          <w:lang w:val="zh_TW" w:bidi="zh_TW"/>
+        </w:rPr>
+        <w:t>7:14</w:t>
+      </w:r>
       <w:r>
         <w:rPr>
           <w:lang w:val="zh_TW" w:bidi="zh_TW"/>
@@ -1352,18 +1076,12 @@
         </w:rPr>
         <w:t>摩西曾描述神是公義的，並且深切關懷弱勢群體（例如，見</w:t>
       </w:r>
-      <w:hyperlink r:id="rId56">
-        <w:r>
-          <w:rPr>
-            <w:lang w:val="zh_TW" w:bidi="zh_TW"/>
-          </w:rPr>
-          <w:rPr>
-            <w:color w:val="0000EE"/>
-            <w:u w:val="single"/>
-          </w:rPr>
-          <w:t>申24:10–22</w:t>
-        </w:r>
-      </w:hyperlink>
+      <w:r>
+        <w:rPr>
+          <w:lang w:val="zh_TW" w:bidi="zh_TW"/>
+        </w:rPr>
+        <w:t>申24:10–22</w:t>
+      </w:r>
       <w:r>
         <w:rPr>
           <w:lang w:val="zh_TW" w:bidi="zh_TW"/>
@@ -1384,18 +1102,12 @@
         </w:rPr>
         <w:t>正確的敬拜應當引導人在倫理行為上行義，腐敗的敬拜與錯誤的神學觀則會敗壞人際關係。神學影響道德，正確的敬拜帶來善行，信仰應當產生實際的改變。道德不僅僅是個人的純潔與正直，更包含社會責任，這種責任源自於認識人的價值——所有人類都是神的創造，並且按照祂的形象被造（</w:t>
       </w:r>
-      <w:hyperlink r:id="rId57">
-        <w:r>
-          <w:rPr>
-            <w:lang w:val="zh_TW" w:bidi="zh_TW"/>
-          </w:rPr>
-          <w:rPr>
-            <w:color w:val="0000EE"/>
-            <w:u w:val="single"/>
-          </w:rPr>
-          <w:t>創1:26–27</w:t>
-        </w:r>
-      </w:hyperlink>
+      <w:r>
+        <w:rPr>
+          <w:lang w:val="zh_TW" w:bidi="zh_TW"/>
+        </w:rPr>
+        <w:t>創1:26–27</w:t>
+      </w:r>
       <w:r>
         <w:rPr>
           <w:lang w:val="zh_TW" w:bidi="zh_TW"/>
